--- a/Дискр1.docx
+++ b/Дискр1.docx
@@ -615,7 +615,6 @@
         <w:t>Пермь 2026</w:t>
       </w:r>
     </w:p>
-    <w:p/>
     <w:p>
       <w:r>
         <w:br w:type="page"/>
@@ -3118,6 +3117,7 @@
     <w:lsdException w:name="HTML Sample" w:semiHidden="1" w:unhideWhenUsed="1"/>
     <w:lsdException w:name="HTML Typewriter" w:semiHidden="1" w:unhideWhenUsed="1"/>
     <w:lsdException w:name="HTML Variable" w:semiHidden="1" w:unhideWhenUsed="1"/>
+    <w:lsdException w:name="Normal Table" w:semiHidden="1" w:unhideWhenUsed="1"/>
     <w:lsdException w:name="annotation subject" w:semiHidden="1" w:unhideWhenUsed="1"/>
     <w:lsdException w:name="No List" w:semiHidden="1" w:unhideWhenUsed="1"/>
     <w:lsdException w:name="Outline List 1" w:semiHidden="1" w:unhideWhenUsed="1"/>
@@ -3160,8 +3160,11 @@
     <w:lsdException w:name="Table Contemporary" w:semiHidden="1" w:unhideWhenUsed="1"/>
     <w:lsdException w:name="Table Elegant" w:semiHidden="1" w:unhideWhenUsed="1"/>
     <w:lsdException w:name="Table Professional" w:semiHidden="1" w:unhideWhenUsed="1"/>
+    <w:lsdException w:name="Table Subtle 1" w:semiHidden="1" w:unhideWhenUsed="1"/>
     <w:lsdException w:name="Table Subtle 2" w:semiHidden="1" w:unhideWhenUsed="1"/>
     <w:lsdException w:name="Table Web 1" w:semiHidden="1" w:unhideWhenUsed="1"/>
+    <w:lsdException w:name="Table Web 2" w:semiHidden="1" w:unhideWhenUsed="1"/>
+    <w:lsdException w:name="Table Web 3" w:semiHidden="1" w:unhideWhenUsed="1"/>
     <w:lsdException w:name="Balloon Text" w:semiHidden="1" w:unhideWhenUsed="1"/>
     <w:lsdException w:name="Table Grid" w:uiPriority="39"/>
     <w:lsdException w:name="Table Theme" w:semiHidden="1" w:unhideWhenUsed="1"/>

--- a/Дискр1.docx
+++ b/Дискр1.docx
@@ -446,8 +446,19 @@
           <w:sz w:val="28"/>
           <w:szCs w:val="28"/>
         </w:rPr>
-        <w:t>Шишкин М.Г</w:t>
-      </w:r>
+        <w:t xml:space="preserve">Шишкин </w:t>
+      </w:r>
+      <w:proofErr w:type="gramStart"/>
+      <w:r>
+        <w:rPr>
+          <w:rFonts w:ascii="Aptos" w:eastAsia="Aptos" w:hAnsi="Aptos" w:cs="Aptos"/>
+          <w:color w:val="000000" w:themeColor="text1"/>
+          <w:sz w:val="28"/>
+          <w:szCs w:val="28"/>
+        </w:rPr>
+        <w:t>М.Г</w:t>
+      </w:r>
+      <w:proofErr w:type="gramEnd"/>
     </w:p>
     <w:p>
       <w:pPr>
@@ -528,15 +539,37 @@
           <w:szCs w:val="28"/>
         </w:rPr>
       </w:pPr>
-      <w:r>
-        <w:rPr>
-          <w:rFonts w:ascii="Aptos" w:eastAsia="Aptos" w:hAnsi="Aptos" w:cs="Aptos"/>
-          <w:color w:val="000000" w:themeColor="text1"/>
-          <w:sz w:val="28"/>
-          <w:szCs w:val="28"/>
-        </w:rPr>
-        <w:t>Рустамханова Г.И</w:t>
-      </w:r>
+      <w:proofErr w:type="spellStart"/>
+      <w:r>
+        <w:rPr>
+          <w:rFonts w:ascii="Aptos" w:eastAsia="Aptos" w:hAnsi="Aptos" w:cs="Aptos"/>
+          <w:color w:val="000000" w:themeColor="text1"/>
+          <w:sz w:val="28"/>
+          <w:szCs w:val="28"/>
+        </w:rPr>
+        <w:t>Рустамханова</w:t>
+      </w:r>
+      <w:proofErr w:type="spellEnd"/>
+      <w:r>
+        <w:rPr>
+          <w:rFonts w:ascii="Aptos" w:eastAsia="Aptos" w:hAnsi="Aptos" w:cs="Aptos"/>
+          <w:color w:val="000000" w:themeColor="text1"/>
+          <w:sz w:val="28"/>
+          <w:szCs w:val="28"/>
+        </w:rPr>
+        <w:t xml:space="preserve"> </w:t>
+      </w:r>
+      <w:proofErr w:type="gramStart"/>
+      <w:r>
+        <w:rPr>
+          <w:rFonts w:ascii="Aptos" w:eastAsia="Aptos" w:hAnsi="Aptos" w:cs="Aptos"/>
+          <w:color w:val="000000" w:themeColor="text1"/>
+          <w:sz w:val="28"/>
+          <w:szCs w:val="28"/>
+        </w:rPr>
+        <w:t>Г.И</w:t>
+      </w:r>
+      <w:proofErr w:type="gramEnd"/>
     </w:p>
     <w:p>
       <w:pPr>
@@ -616,20 +649,32 @@
       </w:r>
     </w:p>
     <w:p>
-      <w:r>
-        <w:br w:type="page"/>
-      </w:r>
-    </w:p>
-    <w:p>
-      <w:pPr>
-        <w:spacing w:after="0" w:line="300" w:lineRule="auto"/>
-        <w:jc w:val="center"/>
-        <w:rPr>
-          <w:rFonts w:ascii="Aptos Display" w:eastAsia="Aptos Display" w:hAnsi="Aptos Display" w:cs="Aptos Display"/>
-          <w:color w:val="000000" w:themeColor="text1"/>
-          <w:sz w:val="32"/>
-          <w:szCs w:val="32"/>
-        </w:rPr>
+      <w:pPr>
+        <w:spacing w:after="0" w:line="360" w:lineRule="auto"/>
+        <w:jc w:val="center"/>
+        <w:rPr>
+          <w:rFonts w:ascii="Aptos" w:eastAsia="Aptos" w:hAnsi="Aptos" w:cs="Aptos"/>
+          <w:color w:val="000000" w:themeColor="text1"/>
+          <w:sz w:val="28"/>
+          <w:szCs w:val="28"/>
+        </w:rPr>
+      </w:pPr>
+    </w:p>
+    <w:p>
+      <w:pPr>
+        <w:spacing w:after="0" w:line="360" w:lineRule="auto"/>
+        <w:jc w:val="center"/>
+        <w:rPr>
+          <w:rFonts w:ascii="Aptos" w:eastAsia="Aptos" w:hAnsi="Aptos" w:cs="Aptos"/>
+          <w:color w:val="000000" w:themeColor="text1"/>
+          <w:sz w:val="28"/>
+          <w:szCs w:val="28"/>
+        </w:rPr>
+      </w:pPr>
+    </w:p>
+    <w:p>
+      <w:pPr>
+        <w:jc w:val="center"/>
       </w:pPr>
       <w:r>
         <w:rPr>
@@ -802,17 +847,36 @@
           <w:color w:val="000000" w:themeColor="text1"/>
           <w:sz w:val="28"/>
           <w:szCs w:val="28"/>
+        </w:rPr>
+        <w:t xml:space="preserve">6 </w:t>
+      </w:r>
+      <w:proofErr w:type="spellStart"/>
+      <w:r>
+        <w:rPr>
+          <w:rFonts w:ascii="Aptos Display" w:eastAsia="Aptos Display" w:hAnsi="Aptos Display" w:cs="Aptos Display"/>
+          <w:color w:val="000000" w:themeColor="text1"/>
+          <w:sz w:val="28"/>
+          <w:szCs w:val="28"/>
           <w:lang w:val="en-US"/>
         </w:rPr>
-        <w:t>6 Github .......................................................................................... 1</w:t>
-      </w:r>
+        <w:t>Github</w:t>
+      </w:r>
+      <w:proofErr w:type="spellEnd"/>
       <w:r>
         <w:rPr>
           <w:rFonts w:ascii="Aptos Display" w:eastAsia="Aptos Display" w:hAnsi="Aptos Display" w:cs="Aptos Display"/>
           <w:color w:val="000000" w:themeColor="text1"/>
           <w:sz w:val="28"/>
           <w:szCs w:val="28"/>
-          <w:lang w:val="en-US"/>
+        </w:rPr>
+        <w:t xml:space="preserve"> .......................................................................................... 1</w:t>
+      </w:r>
+      <w:r>
+        <w:rPr>
+          <w:rFonts w:ascii="Aptos Display" w:eastAsia="Aptos Display" w:hAnsi="Aptos Display" w:cs="Aptos Display"/>
+          <w:color w:val="000000" w:themeColor="text1"/>
+          <w:sz w:val="28"/>
+          <w:szCs w:val="28"/>
         </w:rPr>
         <w:t>6</w:t>
       </w:r>
@@ -1157,7 +1221,67 @@
           <w:sz w:val="28"/>
           <w:szCs w:val="28"/>
         </w:rPr>
-        <w:t>Проверяет симметричность: если matrix[i][j] != matrix[j][i] — граф ориентированный, иначе неориентированный.</w:t>
+        <w:t xml:space="preserve">Проверяет симметричность: если </w:t>
+      </w:r>
+      <w:proofErr w:type="spellStart"/>
+      <w:r>
+        <w:rPr>
+          <w:rFonts w:eastAsiaTheme="minorEastAsia"/>
+          <w:color w:val="0F1115"/>
+          <w:sz w:val="28"/>
+          <w:szCs w:val="28"/>
+        </w:rPr>
+        <w:t>matrix</w:t>
+      </w:r>
+      <w:proofErr w:type="spellEnd"/>
+      <w:r>
+        <w:rPr>
+          <w:rFonts w:eastAsiaTheme="minorEastAsia"/>
+          <w:color w:val="0F1115"/>
+          <w:sz w:val="28"/>
+          <w:szCs w:val="28"/>
+        </w:rPr>
+        <w:t>[i][j</w:t>
+      </w:r>
+      <w:proofErr w:type="gramStart"/>
+      <w:r>
+        <w:rPr>
+          <w:rFonts w:eastAsiaTheme="minorEastAsia"/>
+          <w:color w:val="0F1115"/>
+          <w:sz w:val="28"/>
+          <w:szCs w:val="28"/>
+        </w:rPr>
+        <w:t>] !</w:t>
+      </w:r>
+      <w:proofErr w:type="gramEnd"/>
+      <w:r>
+        <w:rPr>
+          <w:rFonts w:eastAsiaTheme="minorEastAsia"/>
+          <w:color w:val="0F1115"/>
+          <w:sz w:val="28"/>
+          <w:szCs w:val="28"/>
+        </w:rPr>
+        <w:t xml:space="preserve">= </w:t>
+      </w:r>
+      <w:proofErr w:type="spellStart"/>
+      <w:r>
+        <w:rPr>
+          <w:rFonts w:eastAsiaTheme="minorEastAsia"/>
+          <w:color w:val="0F1115"/>
+          <w:sz w:val="28"/>
+          <w:szCs w:val="28"/>
+        </w:rPr>
+        <w:t>matrix</w:t>
+      </w:r>
+      <w:proofErr w:type="spellEnd"/>
+      <w:r>
+        <w:rPr>
+          <w:rFonts w:eastAsiaTheme="minorEastAsia"/>
+          <w:color w:val="0F1115"/>
+          <w:sz w:val="28"/>
+          <w:szCs w:val="28"/>
+        </w:rPr>
+        <w:t>[j][i] — граф ориентированный, иначе неориентированный.</w:t>
       </w:r>
     </w:p>
     <w:p>
@@ -1292,7 +1416,47 @@
           <w:sz w:val="28"/>
           <w:szCs w:val="28"/>
         </w:rPr>
-        <w:t>Строит матрицу компонент сильной связности: единица на позициях (i, j), если reachMatrix[i][j] == 1 и reachMatrix[j][i] == 1.</w:t>
+        <w:t xml:space="preserve">Строит матрицу компонент сильной связности: единица на позициях (i, j), если </w:t>
+      </w:r>
+      <w:proofErr w:type="spellStart"/>
+      <w:r>
+        <w:rPr>
+          <w:rFonts w:eastAsiaTheme="minorEastAsia"/>
+          <w:color w:val="0F1115"/>
+          <w:sz w:val="28"/>
+          <w:szCs w:val="28"/>
+        </w:rPr>
+        <w:t>reachMatrix</w:t>
+      </w:r>
+      <w:proofErr w:type="spellEnd"/>
+      <w:r>
+        <w:rPr>
+          <w:rFonts w:eastAsiaTheme="minorEastAsia"/>
+          <w:color w:val="0F1115"/>
+          <w:sz w:val="28"/>
+          <w:szCs w:val="28"/>
+        </w:rPr>
+        <w:t xml:space="preserve">[i][j] == 1 и </w:t>
+      </w:r>
+      <w:proofErr w:type="spellStart"/>
+      <w:r>
+        <w:rPr>
+          <w:rFonts w:eastAsiaTheme="minorEastAsia"/>
+          <w:color w:val="0F1115"/>
+          <w:sz w:val="28"/>
+          <w:szCs w:val="28"/>
+        </w:rPr>
+        <w:t>reachMatrix</w:t>
+      </w:r>
+      <w:proofErr w:type="spellEnd"/>
+      <w:r>
+        <w:rPr>
+          <w:rFonts w:eastAsiaTheme="minorEastAsia"/>
+          <w:color w:val="0F1115"/>
+          <w:sz w:val="28"/>
+          <w:szCs w:val="28"/>
+        </w:rPr>
+        <w:t>[j][i] == 1.</w:t>
       </w:r>
     </w:p>
     <w:p>
@@ -2527,6 +2691,7 @@
         <w:lastRenderedPageBreak/>
         <w:t xml:space="preserve">6 </w:t>
       </w:r>
+      <w:proofErr w:type="spellStart"/>
       <w:r>
         <w:rPr>
           <w:rFonts w:ascii="Aptos" w:eastAsia="Aptos" w:hAnsi="Aptos" w:cs="Aptos"/>
@@ -2539,6 +2704,7 @@
         </w:rPr>
         <w:t>Github</w:t>
       </w:r>
+      <w:proofErr w:type="spellEnd"/>
     </w:p>
     <w:p>
       <w:pPr>
